--- a/Project002_反応時間課題バットスイング（加藤）/Manuscript/2026野球学会/01抄録/2026野球学会抄録_加藤.docx
+++ b/Project002_反応時間課題バットスイング（加藤）/Manuscript/2026野球学会/01抄録/2026野球学会抄録_加藤.docx
@@ -52,7 +52,61 @@
         <w:rPr>
           <w:rFonts w:hint="eastAsia"/>
         </w:rPr>
-        <w:t xml:space="preserve">（本文を入力）</w:t>
+        <w:t xml:space="preserve">野球の打者は、投球を見て打つか否かを判断し、ときにスイングを止める必要がある。本研究は、判断の要求が異なる反応課題がバットスイングの反応時間と動作時間に及ぼす影響を検討した。野球競技歴5年以上の10名が、任意のタイミングで振る自由スイング条件、LED点灯に反応して振る単純反応課題、点灯色に応じて振るか否かを選ぶGo/No-Go課題、振り始めた後の刺激でスイングを継続または中止するGo/Stop課題の4条件を実施した。床反力計とモーションキャプチャを用い、両脚の合成床反力前後成分の立ち上がりを動作開始、バット先端速度のピークを動作終了とした。スイングを完遂した試行の平均値は、反応時間が単純反応課題205±24</w:t>
+      </w:r>
+      <w:r>
+        <w:t xml:space="preserve"> </w:t>
+      </w:r>
+      <w:r>
+        <w:rPr>
+          <w:rFonts w:hint="eastAsia"/>
+        </w:rPr>
+        <w:t xml:space="preserve">ms、Go/No-Go課題212±29</w:t>
+      </w:r>
+      <w:r>
+        <w:t xml:space="preserve"> </w:t>
+      </w:r>
+      <w:r>
+        <w:rPr>
+          <w:rFonts w:hint="eastAsia"/>
+        </w:rPr>
+        <w:t xml:space="preserve">ms、Go/Stop課題244±28</w:t>
+      </w:r>
+      <w:r>
+        <w:t xml:space="preserve"> </w:t>
+      </w:r>
+      <w:r>
+        <w:rPr>
+          <w:rFonts w:hint="eastAsia"/>
+        </w:rPr>
+        <w:t xml:space="preserve">ms、動作時間がそれぞれ558±32</w:t>
+      </w:r>
+      <w:r>
+        <w:t xml:space="preserve"> ms、581±51 ms、608±48 </w:t>
+      </w:r>
+      <w:r>
+        <w:rPr>
+          <w:rFonts w:hint="eastAsia"/>
+        </w:rPr>
+        <w:t xml:space="preserve">msであり、自由スイング条件の動作時間は711±87</w:t>
+      </w:r>
+      <w:r>
+        <w:t xml:space="preserve"> </w:t>
+      </w:r>
+      <w:r>
+        <w:rPr>
+          <w:rFonts w:hint="eastAsia"/>
+        </w:rPr>
+        <w:t xml:space="preserve">msであった。最大スイング速度は全条件で約32</w:t>
+      </w:r>
+      <w:r>
+        <w:t xml:space="preserve"> </w:t>
+      </w:r>
+      <w:r>
+        <w:rPr>
+          <w:rFonts w:hint="eastAsia"/>
+        </w:rPr>
+        <w:t xml:space="preserve">m/sと一定であった。以上より、判断の要求が大きいほど、到達速度は保たれたまま動作の開始と遂行が遅れる可能性が示唆された。</w:t>
       </w:r>
     </w:p>
     <w:sectPr>

--- a/Project002_反応時間課題バットスイング（加藤）/Manuscript/2026野球学会/01抄録/2026野球学会抄録_加藤.docx
+++ b/Project002_反応時間課題バットスイング（加藤）/Manuscript/2026野球学会/01抄録/2026野球学会抄録_加藤.docx
@@ -10,7 +10,7 @@
         <w:rPr>
           <w:rFonts w:hint="eastAsia"/>
         </w:rPr>
-        <w:t xml:space="preserve">（演題名を入力）</w:t>
+        <w:t xml:space="preserve">認知的要求の異なる反応課題がバットスイングの動作時間に及ぼす影響</w:t>
       </w:r>
     </w:p>
     <w:p>
@@ -52,7 +52,7 @@
         <w:rPr>
           <w:rFonts w:hint="eastAsia"/>
         </w:rPr>
-        <w:t xml:space="preserve">野球の打者は、投球を見て打つか否かを判断し、ときにスイングを止める必要がある。本研究は、判断の要求が異なる反応課題がバットスイングの反応時間と動作時間に及ぼす影響を検討した。野球競技歴5年以上の10名が、任意のタイミングで振る自由スイング条件、LED点灯に反応して振る単純反応課題、点灯色に応じて振るか否かを選ぶGo/No-Go課題、振り始めた後の刺激でスイングを継続または中止するGo/Stop課題の4条件を実施した。床反力計とモーションキャプチャを用い、両脚の合成床反力前後成分の立ち上がりを動作開始、バット先端速度のピークを動作終了とした。スイングを完遂した試行の平均値は、反応時間が単純反応課題205±24</w:t>
+        <w:t xml:space="preserve">野球の打撃は、厳しい時間的制約を持つ課題である。時間的制約による認知的要求の増大は、予測できない方向転換動作において関節モーメントを増大させると報告されている。しかし、打撃において同様の変容が生じるかは明らかでない。そこで本研究は、認知的要求の異なる反応課題を用いて、認知的要求がバットスイングに及ぼす影響を検討した。予備的検討として、野球経験5年以上の男子大学生10名が、任意に振る自由スイング、LED点灯に反応する単純反応、点灯色で振るか否かを選ぶGo/No-Go、振り始めた後に継続か中止かを選ぶGo/Stopの4条件を実施した。モーションキャプチャと床反力計を用い、バット先端速度のピーク値を最大スイング速度、床反力の投手–捕手方向成分より算出したオンセットから速度ピークまでを動作時間とした。動作時間の平均値は、自由スイング711</w:t>
       </w:r>
       <w:r>
         <w:t xml:space="preserve"> </w:t>
@@ -61,7 +61,16 @@
         <w:rPr>
           <w:rFonts w:hint="eastAsia"/>
         </w:rPr>
-        <w:t xml:space="preserve">ms、Go/No-Go課題212±29</w:t>
+        <w:t xml:space="preserve">msに対し、単純反応558</w:t>
+      </w:r>
+      <w:r>
+        <w:t xml:space="preserve"> ms、Go/No-Go 581 ms、Go/Stop 608 </w:t>
+      </w:r>
+      <w:r>
+        <w:rPr>
+          <w:rFonts w:hint="eastAsia"/>
+        </w:rPr>
+        <w:t xml:space="preserve">msといずれも短かった。最大スイング速度は全条件で約32</w:t>
       </w:r>
       <w:r>
         <w:t xml:space="preserve"> </w:t>
@@ -70,43 +79,7 @@
         <w:rPr>
           <w:rFonts w:hint="eastAsia"/>
         </w:rPr>
-        <w:t xml:space="preserve">ms、Go/Stop課題244±28</w:t>
-      </w:r>
-      <w:r>
-        <w:t xml:space="preserve"> </w:t>
-      </w:r>
-      <w:r>
-        <w:rPr>
-          <w:rFonts w:hint="eastAsia"/>
-        </w:rPr>
-        <w:t xml:space="preserve">ms、動作時間がそれぞれ558±32</w:t>
-      </w:r>
-      <w:r>
-        <w:t xml:space="preserve"> ms、581±51 ms、608±48 </w:t>
-      </w:r>
-      <w:r>
-        <w:rPr>
-          <w:rFonts w:hint="eastAsia"/>
-        </w:rPr>
-        <w:t xml:space="preserve">msであり、自由スイング条件の動作時間は711±87</w:t>
-      </w:r>
-      <w:r>
-        <w:t xml:space="preserve"> </w:t>
-      </w:r>
-      <w:r>
-        <w:rPr>
-          <w:rFonts w:hint="eastAsia"/>
-        </w:rPr>
-        <w:t xml:space="preserve">msであった。最大スイング速度は全条件で約32</w:t>
-      </w:r>
-      <w:r>
-        <w:t xml:space="preserve"> </w:t>
-      </w:r>
-      <w:r>
-        <w:rPr>
-          <w:rFonts w:hint="eastAsia"/>
-        </w:rPr>
-        <w:t xml:space="preserve">m/sと一定であった。以上より、判断の要求が大きいほど、到達速度は保たれたまま動作の開始と遂行が遅れる可能性が示唆された。</w:t>
+        <w:t xml:space="preserve">m/sであった。反応を伴う場面では、同じ速度をより短時間で得るようにスイングが変容する可能性が示唆された。</w:t>
       </w:r>
     </w:p>
     <w:sectPr>
